--- a/IRC_Midterm_中英文讲稿.docx
+++ b/IRC_Midterm_中英文讲稿.docx
@@ -38,7 +38,7 @@
     </w:p>
     <w:p>
       <w:r>
-        <w:t>Good morning. This is our midterm progress report for the socket programming coursework. We have implemented the shared IRC protocol layer, a command Bot, and a lightweight server using Python sockets. I will explain the required behavior and how our current code provides it.</w:t>
+        <w:t>Good morning. This is our midterm progress report for the socket programming project. We have implemented the shared IRC protocol layer, a command Bot, and a lightweight server using Python sockets. I will explain the required behavior and how our current code provides it.</w:t>
       </w:r>
     </w:p>
     <w:p>
